--- a/08-materiais/modelos/conselheiro-de-ia-onepager-modelo.docx
+++ b/08-materiais/modelos/conselheiro-de-ia-onepager-modelo.docx
@@ -764,7 +764,7 @@
           <w:sz w:val="22"/>
           <w:szCs w:val="22"/>
         </w:rPr>
-        <w:t xml:space="preserve">comercial@abbaservices.com.br · abbaservices.com.br</w:t>
+        <w:t xml:space="preserve">contato@abbaservices.com.br · abbaservices.com.br</w:t>
       </w:r>
     </w:p>
     <w:p>
